--- a/eng/docx/10.content.docx
+++ b/eng/docx/10.content.docx
@@ -7,6 +7,15 @@
       <w:r/>
     </w:p>
     <w:p>
+      <w:pPr>
+        <w:pStyle w:val="Heading2"/>
+      </w:pPr>
+      <w:r>
+        <w:t>Resource: Study Notes (Tyndale)</w:t>
+      </w:r>
+      <w:r/>
+    </w:p>
+    <w:p>
       <w:r/>
       <w:r>
         <w:rPr>
@@ -46,7 +55,7 @@
         <w:pStyle w:val="Heading1"/>
       </w:pPr>
       <w:r>
-        <w:t>Aquifer Open Study Notes</w:t>
+        <w:t>Study Notes (Tyndale)</w:t>
       </w:r>
     </w:p>
     <w:p>
@@ -55,6 +64,51 @@
           <w:headerReference w:type="even" r:id="rId8"/>
           <w:headerReference w:type="default" r:id="rId9"/>
           <w:footerReference w:type="default" r:id="rId10"/>
+          <w:footnotePr>
+            <w:numRestart w:val="eachSect"/>
+          </w:footnotePr>
+          <w:type w:val="continuous"/>
+          <w:pgSz w:w="12240" w:h="15840" w:code="1"/>
+          <w:pgMar w:top="1440" w:right="1440" w:bottom="1440" w:left="1440" w:header="504" w:footer="504" w:gutter="0"/>
+          <w:cols w:space="708"/>
+          <w:titlePg/>
+          <w:docGrid w:linePitch="360"/>
+        </w:sectPr>
+      </w:pPr>
+    </w:p>
+    <w:p>
+      <w:r/>
+    </w:p>
+    <w:p>
+      <w:pPr>
+        <w:pStyle w:val="Heading2"/>
+      </w:pPr>
+      <w:r>
+        <w:t>2SA</w:t>
+      </w:r>
+      <w:r/>
+    </w:p>
+    <w:p>
+      <w:r/>
+      <w:r>
+        <w:rPr>
+          <w:i/>
+        </w:rPr>
+        <w:t>2 Samuel 1:1, 2 Samuel 1:1–16, 2 Samuel 1:1–27, 2 Samuel 1:4, 2 Samuel 1:6, 2 Samuel 1:9, 2 Samuel 1:10, 2 Samuel 1:13, 2 Samuel 1:15–16, 2 Samuel 1:18, 2 Samuel 1:19, 2 Samuel 1:20, 2 Samuel 1:21, 2 Samuel 1:22, 2 Samuel 1:23, 2 Samuel 1:26, 2 Samuel 2:1, 2 Samuel 2:1–32, 2 Samuel 2:2, 2 Samuel 2:4–7, 2 Samuel 2:7, 2 Samuel 2:8, 2 Samuel 2:9, 2 Samuel 2:10–11, 2 Samuel 2:12, 2 Samuel 2:12–32, 2 Samuel 2:13, 2 Samuel 2:14, 2 Samuel 2:17, 2 Samuel 2:18, 2 Samuel 2:20–22, 2 Samuel 2:24, 2 Samuel 2:26, 2 Samuel 2:28, 2 Samuel 2:29, 2 Samuel 2:31, 2 Samuel 3:1, 2 Samuel 3:1–39, 2 Samuel 3:2–5, 2 Samuel 3:3, 2 Samuel 3:7, 2 Samuel 3:8, 2 Samuel 3:9, 2 Samuel 3:10, 2 Samuel 3:11, 2 Samuel 3:12, 2 Samuel 3:13, 2 Samuel 3:14, 2 Samuel 3:15, 2 Samuel 3:16, 2 Samuel 3:17, 2 Samuel 3:18, 2 Samuel 3:19, 2 Samuel 3:21, 2 Samuel 3:26, 2 Samuel 3:27, 2 Samuel 3:28, 2 Samuel 3:29, 2 Samuel 3:30, 2 Samuel 3:31, 2 Samuel 3:32, 2 Samuel 3:33, 2 Samuel 3:34, 2 Samuel 3:35, 2 Samuel 3:37, 2 Samuel 3:39, 2 Samuel 4:1, 2 Samuel 4:2–3, 2 Samuel 4:4, 2 Samuel 4:6, 2 Samuel 4:8, 2 Samuel 4:9–11, 2 Samuel 4:12, 2 Samuel 5:1, 2 Samuel 5:1–25, 2 Samuel 5:2, 2 Samuel 5:3, 2 Samuel 5:4–5, 2 Samuel 5:6, 2 Samuel 5:6–10, 2 Samuel 5:7, 2 Samuel 5:8, 2 Samuel 5:9, 2 Samuel 5:10, 2 Samuel 5:11, 2 Samuel 5:12, 2 Samuel 5:13–16, 2 Samuel 5:17–25, 2 Samuel 5:18, 2 Samuel 5:20, 2 Samuel 5:21, 2 Samuel 5:23, 2 Samuel 5:25, 2 Samuel 6:1–23, 2 Samuel 6:2, 2 Samuel 6:3–4, 2 Samuel 6:5, 2 Samuel 6:6–7, 2 Samuel 6:8, 2 Samuel 6:9, 2 Samuel 6:10, 2 Samuel 6:11, 2 Samuel 6:12, 2 Samuel 6:13, 2 Samuel 6:14, 2 Samuel 6:15, 2 Samuel 6:16, 2 Samuel 6:17, 2 Samuel 6:18, 2 Samuel 6:19, 2 Samuel 6:21, 2 Samuel 6:22, 2 Samuel 6:23, 2 Samuel 7:1, 2 Samuel 7:1–2, 2 Samuel 7:1–29, 2 Samuel 7:2, 2 Samuel 7:3, 2 Samuel 7:5, 2 Samuel 7:6, 2 Samuel 7:7, 2 Samuel 7:8, 2 Samuel 7:8–17, 2 Samuel 7:9, 2 Samuel 7:10–11, 2 Samuel 7:11, 2 Samuel 7:12–13, 2 Samuel 7:14, 2 Samuel 7:16, 2 Samuel 7:18, 2 Samuel 7:18–29, 2 Samuel 7:19, 2 Samuel 7:20, 2 Samuel 7:21, 2 Samuel 7:22, 2 Samuel 7:23, 2 Samuel 7:24, 2 Samuel 7:25, 2 Samuel 7:26, 2 Samuel 8:1–18, 2 Samuel 8:2, 2 Samuel 8:3, 2 Samuel 8:4, 2 Samuel 8:5, 2 Samuel 8:6, 2 Samuel 8:7, 2 Samuel 8:9, 2 Samuel 8:10, 2 Samuel 8:11–12, 2 Samuel 8:13–14, 2 Samuel 8:15–18, 2 Samuel 8:18, 2 Samuel 9:1, 2 Samuel 9:1–13, 2 Samuel 9:3, 2 Samuel 9:4, 2 Samuel 9:5, 2 Samuel 9:6, 2 Samuel 9:7, 2 Samuel 9:8, 2 Samuel 9:11, 2 Samuel 9:13, 2 Samuel 10:1, 2 Samuel 10:1–5, 2 Samuel 10:1–19, 2 Samuel 10:2, 2 Samuel 10:4, 2 Samuel 10:5, 2 Samuel 10:6, 2 Samuel 10:8, 2 Samuel 10:12, 2 Samuel 10:16, 2 Samuel 11:1, 2 Samuel 11:1–27, 2 Samuel 11:2, 2 Samuel 11:3, 2 Samuel 11:4, 2 Samuel 11:8, 2 Samuel 11:11, 2 Samuel 11:16–17, 2 Samuel 11:21, 2 Samuel 11:25, 2 Samuel 12:1, 2 Samuel 12:1–31, 2 Samuel 12:3, 2 Samuel 12:4, 2 Samuel 12:5–6, 2 Samuel 12:7–8, 2 Samuel 12:8, 2 Samuel 12:10, 2 Samuel 12:11, 2 Samuel 12:14, 2 Samuel 12:20, 2 Samuel 12:21–23, 2 Samuel 12:23, 2 Samuel 12:24, 2 Samuel 12:25, 2 Samuel 12:26–31, 2 Samuel 12:30, 2 Samuel 12:31, 2 Samuel 13:1, 2 Samuel 13:2, 2 Samuel 13:3, 2 Samuel 13:4, 2 Samuel 13:12, 2 Samuel 13:13, 2 Samuel 13:14, 2 Samuel 13:15, 2 Samuel 13:16, 2 Samuel 13:18, 2 Samuel 13:19, 2 Samuel 13:20, 2 Samuel 13:21, 2 Samuel 13:23, 2 Samuel 13:31, 2 Samuel 13:34–39, 2 Samuel 13:37, 2 Samuel 13:39, 2 Samuel 14:2, 2 Samuel 14:9, 2 Samuel 14:11, 2 Samuel 14:13, 2 Samuel 14:14, 2 Samuel 14:16, 2 Samuel 14:17, 2 Samuel 14:20, 2 Samuel 14:21, 2 Samuel 14:23, 2 Samuel 14:26, 2 Samuel 14:27, 2 Samuel 14:29, 2 Samuel 14:33, 2 Samuel 15:1, 2 Samuel 15:1–19, 2 Samuel 15:5, 2 Samuel 15:6, 2 Samuel 15:7, 2 Samuel 15:8, 2 Samuel 15:12, 2 Samuel 15:15–16, 2 Samuel 15:18, 2 Samuel 15:19, 2 Samuel 15:23, 2 Samuel 15:24, 2 Samuel 15:25, 2 Samuel 15:27, 2 Samuel 15:31, 2 Samuel 15:32, 2 Samuel 15:34, 2 Samuel 16:1, 2 Samuel 16:3–4, 2 Samuel 16:5, 2 Samuel 16:7–8, 2 Samuel 16:8, 2 Samuel 16:9, 2 Samuel 16:10, 2 Samuel 16:11–12, 2 Samuel 16:16, 2 Samuel 16:19, 2 Samuel 16:21, 2 Samuel 16:22, 2 Samuel 16:23, 2 Samuel 17:1–14, 2 Samuel 17:3, 2 Samuel 17:11, 2 Samuel 17:14, 2 Samuel 17:17, 2 Samuel 17:18–20, 2 Samuel 17:23, 2 Samuel 17:24, 2 Samuel 17:25, 2 Samuel 17:27, 2 Samuel 18:3, 2 Samuel 18:5, 2 Samuel 18:6, 2 Samuel 18:8, 2 Samuel 18:9, 2 Samuel 18:11, 2 Samuel 18:14, 2 Samuel 18:15, 2 Samuel 18:17, 2 Samuel 18:18, 2 Samuel 18:19, 2 Samuel 18:21, 2 Samuel 18:25, 2 Samuel 18:28–29, 2 Samuel 18:33, 2 Samuel 19:5–7, 2 Samuel 19:9–10, 2 Samuel 19:11–12, 2 Samuel 19:13, 2 Samuel 19:15, 2 Samuel 19:15–23, 2 Samuel 19:17, 2 Samuel 19:20, 2 Samuel 19:21–22, 2 Samuel 19:23, 2 Samuel 19:24, 2 Samuel 19:24–30, 2 Samuel 19:27–28, 2 Samuel 19:30, 2 Samuel 19:31, 2 Samuel 19:31–40, 2 Samuel 19:39, 2 Samuel 19:40, 2 Samuel 19:41–43, 2 Samuel 20:1, 2 Samuel 20:3, 2 Samuel 20:4–5, 2 Samuel 20:7, 2 Samuel 20:9, 2 Samuel 20:10, 2 Samuel 20:14, 2 Samuel 20:15, 2 Samuel 20:16, 2 Samuel 20:18–19, 2 Samuel 20:23, 2 Samuel 20:23–26, 2 Samuel 20:24, 2 Samuel 20:25, 2 Samuel 20:26, 2 Samuel 21:1, 2 Samuel 21:1–24.25, 2 Samuel 21:2, 2 Samuel 21:3, 2 Samuel 21:6, 2 Samuel 21:7, 2 Samuel 21:8, 2 Samuel 21:9, 2 Samuel 21:10, 2 Samuel 21:11–13, 2 Samuel 21:14, 2 Samuel 21:15, 2 Samuel 21:15–22, 2 Samuel 21:16, 2 Samuel 21:17, 2 Samuel 21:18, 2 Samuel 21:19, 2 Samuel 22:1–51, 2 Samuel 22:2, 2 Samuel 22:3, 2 Samuel 22:7, 2 Samuel 22:8–20, 2 Samuel 22:14, 2 Samuel 22:21–30, 2 Samuel 22:22–24, 2 Samuel 22:31–51, 2 Samuel 22:32, 2 Samuel 22:34, 2 Samuel 22:38–40, 2 Samuel 22:51, 2 Samuel 23:1, 2 Samuel 23:1–7, 2 Samuel 23:2, 2 Samuel 23:5, 2 Samuel 23:6, 2 Samuel 23:8–39, 2 Samuel 23:10, 2 Samuel 23:13, 2 Samuel 23:15–16, 2 Samuel 23:17, 2 Samuel 23:18–23, 2 Samuel 23:24, 2 Samuel 23:39, 2 Samuel 24:1, 2 Samuel 24:2, 2 Samuel 24:3, 2 Samuel 24:9, 2 Samuel 24:10, 2 Samuel 24:11, 2 Samuel 24:13, 2 Samuel 24:16, 2 Samuel 24:17, 2 Samuel 24:21, 2 Samuel 24:25</w:t>
+      </w:r>
+      <w:r/>
+    </w:p>
+    <w:p>
+      <w:r/>
+      <w:r>
+        <w:t xml:space="preserve"> </w:t>
+      </w:r>
+      <w:r/>
+      <w:r/>
+    </w:p>
+    <w:p>
+      <w:pPr>
+        <w:sectPr>
           <w:footnotePr>
             <w:numRestart w:val="eachSect"/>
           </w:footnotePr>

--- a/eng/docx/10.content.docx
+++ b/eng/docx/10.content.docx
@@ -150,19 +150,6 @@
           <w:lang w:val="en_US" w:bidi="en_US"/>
         </w:rPr>
         <w:t>2SA</w:t>
-      </w:r>
-      <w:r>
-        <w:rPr>
-          <w:lang w:val="en_US" w:bidi="en_US"/>
-        </w:rPr>
-      </w:r>
-    </w:p>
-    <w:p>
-      <w:pPr/>
-      <w:r>
-        <w:rPr>
-          <w:lang w:val="en_US" w:bidi="en_US"/>
-        </w:rPr>
       </w:r>
       <w:r>
         <w:rPr>

--- a/eng/docx/10.content.docx
+++ b/eng/docx/10.content.docx
@@ -19,7 +19,7 @@
         <w:rPr>
           <w:lang w:val="en_US" w:bidi="en_US"/>
         </w:rPr>
-        <w:t>Resource: Study Notes (Tyndale)</w:t>
+        <w:t>Resource: Tyndale Open Study Notes</w:t>
       </w:r>
       <w:r>
         <w:rPr>
@@ -112,7 +112,7 @@
         <w:rPr>
           <w:lang w:val="en_US" w:bidi="en_US"/>
         </w:rPr>
-        <w:t>Study Notes (Tyndale)</w:t>
+        <w:t>Tyndale Open Study Notes</w:t>
       </w:r>
     </w:p>
     <w:p>

--- a/eng/docx/10.content.docx
+++ b/eng/docx/10.content.docx
@@ -19,7 +19,7 @@
         <w:rPr>
           <w:lang w:val="en_US" w:bidi="en_US"/>
         </w:rPr>
-        <w:t>Resource: Tyndale Open Study Notes</w:t>
+        <w:t>Resource: Aquifer Open Study Notes</w:t>
       </w:r>
       <w:r>
         <w:rPr>
@@ -112,7 +112,7 @@
         <w:rPr>
           <w:lang w:val="en_US" w:bidi="en_US"/>
         </w:rPr>
-        <w:t>Tyndale Open Study Notes</w:t>
+        <w:t>Aquifer Open Study Notes</w:t>
       </w:r>
     </w:p>
     <w:p>
